--- a/proactive-english-c1-sy/out/PE-C1-BK1-SY_Unit07_StudentsBook.docx
+++ b/proactive-english-c1-sy/out/PE-C1-BK1-SY_Unit07_StudentsBook.docx
@@ -44430,7 +44430,7 @@
                 <w:sz w:val="22"/>
                 <w:szCs w:val="22"/>
               </w:rPr>
-              <w:t xml:space="preserve">That is the only mediation in this book where both parties are told they are right about something.</w:t>
+              <w:t xml:space="preserve">That is the only mediation in this book in which the two parties are answering two different questions.</w:t>
             </w:r>
           </w:p>
         </w:tc>
@@ -45482,15 +45482,15 @@
                 <w:sz w:val="22"/>
                 <w:szCs w:val="22"/>
               </w:rPr>
-              <w:t xml:space="preserve">This is the only mediation in Book 1 in which both parties are told they are right about something</w:t>
-            </w:r>
-            <w:r>
-              <w:rPr>
-                <w:rFonts w:ascii="Calibri" w:cs="Calibri" w:eastAsia="Calibri" w:hAnsi="Calibri"/>
-                <w:sz w:val="22"/>
-                <w:szCs w:val="22"/>
-              </w:rPr>
-              <w:t xml:space="preserve">, and the reason is that they are. </w:t>
+              <w:t xml:space="preserve">This is the only mediation in Book 1 in which the two parties are answering two different questions</w:t>
+            </w:r>
+            <w:r>
+              <w:rPr>
+                <w:rFonts w:ascii="Calibri" w:cs="Calibri" w:eastAsia="Calibri" w:hAnsi="Calibri"/>
+                <w:sz w:val="22"/>
+                <w:szCs w:val="22"/>
+              </w:rPr>
+              <w:t xml:space="preserve">, and each of them is right about the one they are answering. </w:t>
             </w:r>
             <w:r>
               <w:rPr>
@@ -46710,7 +46710,7 @@
           <w:sz w:val="22"/>
           <w:szCs w:val="22"/>
         </w:rPr>
-        <w:t xml:space="preserve">Asked which of the two is wrong, Mrs Oueidat said neither, and they are not disagreeing: the reader is talking about what survives quotation and the author is talking about what the paper found, and those are two questions. Mrs Tarabishi said but they are using the same words, and Mrs Khoury said that is why it looks like a disagreement and why it can go on for months — the first move in this cycle is not to say who is right but to say that there are two questions and to name them. Dr Qabbani asked and then, and then each of them answers their own: the author, does the paper find it, yes, and the refusal is correctly placed; the reader, does the figure survive being quoted alone, no, and 6.5 says why, because the hedge is the part a quoter drops. Mr Shihabi said both answers are yes and no and neither of them moves, and Mrs Khoury said both answers are correct and the two together produce the repair, which neither could reach alone: put the refusal inside the sentence that carries the figure. Mr Tayara said that is 4.5, and Mrs Oueidat said it is 4.5, and the class should notice that the whole of this unit keeps arriving at Unit 4 — a limit inside the claim is what survives a hostile reader, a quoter and a summariser, and those are three different people with one repair between them. Mrs Ajouz said so you do not take a side at all, and Mrs Khoury said you take a side on the question and not on the person, and here there are two questions and each of them owns one: that is the only mediation in this book where both parties are told they are right about something. Mrs Rizk asked what you actually say first, and Mr Zahreddine said you are answering two different questions — five words, and then stop and let them work out which is which, and in his experience they do it in about twenty seconds and one of them is annoyed. Mr Attar asked why annoyed, and because the person who has been arguing hardest has usually been answering the easier question, and the twenty seconds is when they notice. Mrs Tarabishi asked what happens if both of them refuse to see it, and Mrs Khoury said then you write the two questions down and give each of them the one that is theirs, in writing, and say nothing else: nobody has ever argued with a question they were handed in writing, in her experience, and that is the whole of the fourth move here. And Mrs Oueidat said the thing she will take away is that it is not a disagreement at all: two people read the same eleven words properly and took two different questions away, and the document gave them no way of telling.</w:t>
+        <w:t xml:space="preserve">Asked which of the two is wrong, Mrs Oueidat said neither, and they are not disagreeing: the reader is talking about what survives quotation and the author is talking about what the paper found, and those are two questions. Mrs Tarabishi said but they are using the same words, and Mrs Khoury said that is why it looks like a disagreement and why it can go on for months — the first move in this cycle is not to say who is right but to say that there are two questions and to name them. Dr Qabbani asked and then, and then each of them answers their own: the author, does the paper find it, yes, and the refusal is correctly placed; the reader, does the figure survive being quoted alone, no, and 6.5 says why, because the hedge is the part a quoter drops. Mr Shihabi said both answers are yes and no and neither of them moves, and Mrs Khoury said both answers are correct and the two together produce the repair, which neither could reach alone: put the refusal inside the sentence that carries the figure. Mr Tayara said that is 4.5, and Mrs Oueidat said it is 4.5, and the class should notice that the whole of this unit keeps arriving at Unit 4 — a limit inside the claim is what survives a hostile reader, a quoter and a summariser, and those are three different people with one repair between them. Mrs Ajouz said so you do not take a side at all, and Mrs Khoury said you take a side on the question and not on the person, and here there are two questions and each of them owns one: that is the only mediation in this book in which the two parties are answering two different questions. Mrs Rizk asked what you actually say first, and Mr Zahreddine said you are answering two different questions — five words, and then stop and let them work out which is which, and in his experience they do it in about twenty seconds and one of them is annoyed. Mr Attar asked why annoyed, and because the person who has been arguing hardest has usually been answering the easier question, and the twenty seconds is when they notice. Mrs Tarabishi asked what happens if both of them refuse to see it, and Mrs Khoury said then you write the two questions down and give each of them the one that is theirs, in writing, and say nothing else: nobody has ever argued with a question they were handed in writing, in her experience, and that is the whole of the fourth move here. And Mrs Oueidat said the thing she will take away is that it is not a disagreement at all: two people read the same eleven words properly and took two different questions away, and the document gave them no way of telling.</w:t>
       </w:r>
     </w:p>
     <w:p>
